--- a/BACKUP&RECOVERY/06장/06장_NOARCHIVELOG_복구_컨트롤파일_장애.docx
+++ b/BACKUP&RECOVERY/06장/06장_NOARCHIVELOG_복구_컨트롤파일_장애.docx
@@ -422,7 +422,7 @@
                 <w:color w:val="E6E6E6"/>
                 <w:sz w:val="19"/>
               </w:rPr>
-              <w:t>/u01/app/oracle/oradata/ORCL/control01.ctl        16384           1142</w:t>
+              <w:t>/u01/app/oracle/oradata/orcl/control01.ctl        16384           1142</w:t>
             </w:r>
           </w:p>
           <w:p>
@@ -436,7 +436,7 @@
                 <w:color w:val="E6E6E6"/>
                 <w:sz w:val="19"/>
               </w:rPr>
-              <w:t>/u01/app/oracle/oradata/ORCL/control02.ctl        16384           1142</w:t>
+              <w:t>/u01/app/oracle/oradata/orcl/control02.ctl        16384           1142</w:t>
             </w:r>
           </w:p>
           <w:p>
@@ -450,7 +450,7 @@
                 <w:color w:val="E6E6E6"/>
                 <w:sz w:val="19"/>
               </w:rPr>
-              <w:t>/u02/oradata/ORCL/control03.ctl                   16384           1142</w:t>
+              <w:t>/u02/oradata/orcl/control03.ctl                   16384           1142</w:t>
             </w:r>
           </w:p>
           <w:p>
@@ -1072,7 +1072,7 @@
                 <w:color w:val="E6E6E6"/>
                 <w:sz w:val="19"/>
               </w:rPr>
-              <w:t>ORA-00202: control file: '/u01/app/oracle/oradata/ORCL/control01.ctl'</w:t>
+              <w:t>ORA-00202: control file: '/u01/app/oracle/oradata/orcl/control01.ctl'</w:t>
             </w:r>
           </w:p>
           <w:p>
@@ -1142,7 +1142,7 @@
                 <w:color w:val="E6E6E6"/>
                 <w:sz w:val="19"/>
               </w:rPr>
-              <w:t>ORA-00214: control file '/u01/app/oracle/oradata/ORCL/control01.ctl' version 2841</w:t>
+              <w:t>ORA-00214: control file '/u01/app/oracle/oradata/orcl/control01.ctl' version 2841</w:t>
             </w:r>
           </w:p>
           <w:p>
@@ -1156,7 +1156,7 @@
                 <w:color w:val="E6E6E6"/>
                 <w:sz w:val="19"/>
               </w:rPr>
-              <w:t xml:space="preserve">           inconsistent with file '/u02/oradata/ORCL/control03.ctl' version 2795</w:t>
+              <w:t xml:space="preserve">           inconsistent with file '/u02/oradata/orcl/control03.ctl' version 2795</w:t>
             </w:r>
           </w:p>
           <w:p>
@@ -1785,7 +1785,7 @@
                 <w:color w:val="E6E6E6"/>
                 <w:sz w:val="19"/>
               </w:rPr>
-              <w:t>control_files       string   /u01/app/oracle/oradata/ORCL/control01.ctl,</w:t>
+              <w:t>control_files       string   /u01/app/oracle/oradata/orcl/control01.ctl,</w:t>
             </w:r>
           </w:p>
           <w:p>
@@ -1799,7 +1799,7 @@
                 <w:color w:val="E6E6E6"/>
                 <w:sz w:val="19"/>
               </w:rPr>
-              <w:t xml:space="preserve">                             /u01/app/oracle/oradata/ORCL/control02.ctl,</w:t>
+              <w:t xml:space="preserve">                             /u01/app/oracle/oradata/orcl/control02.ctl,</w:t>
             </w:r>
           </w:p>
           <w:p>
@@ -1813,7 +1813,7 @@
                 <w:color w:val="E6E6E6"/>
                 <w:sz w:val="19"/>
               </w:rPr>
-              <w:t xml:space="preserve">                             /u02/oradata/ORCL/control03.ctl</w:t>
+              <w:t xml:space="preserve">                             /u02/oradata/orcl/control03.ctl</w:t>
             </w:r>
           </w:p>
           <w:p>
@@ -1841,7 +1841,7 @@
                 <w:color w:val="E6E6E6"/>
                 <w:sz w:val="19"/>
               </w:rPr>
-              <w:t>SYS@orcl&gt; !ls -l /u01/app/oracle/oradata/ORCL/*.ctl /u02/oradata/ORCL/*.ctl</w:t>
+              <w:t>SYS@orcl&gt; !ls -l /u01/app/oracle/oradata/orcl/*.ctl /u02/oradata/orcl/*.ctl</w:t>
             </w:r>
           </w:p>
           <w:p>
@@ -1855,7 +1855,7 @@
                 <w:color w:val="E6E6E6"/>
                 <w:sz w:val="19"/>
               </w:rPr>
-              <w:t>ls: cannot access '/u01/app/oracle/oradata/ORCL/control01.ctl': No such file or directory</w:t>
+              <w:t>ls: cannot access '/u01/app/oracle/oradata/orcl/control01.ctl': No such file or directory</w:t>
             </w:r>
           </w:p>
           <w:p>
@@ -1869,7 +1869,7 @@
                 <w:color w:val="E6E6E6"/>
                 <w:sz w:val="19"/>
               </w:rPr>
-              <w:t>-rw-r-----. 1 oracle oinstall 18726912 May 10 15:02 /u01/.../control02.ctl</w:t>
+              <w:t>-rw-r-----. 1 oracle dba 18726912 May 10 15:02 /u01/.../control02.ctl</w:t>
             </w:r>
           </w:p>
           <w:p>
@@ -1883,7 +1883,7 @@
                 <w:color w:val="E6E6E6"/>
                 <w:sz w:val="19"/>
               </w:rPr>
-              <w:t>-rw-r-----. 1 oracle oinstall 18726912 May 10 15:02 /u02/oradata/ORCL/control03.ctl</w:t>
+              <w:t>-rw-r-----. 1 oracle dba 18726912 May 10 15:02 /u02/oradata/orcl/control03.ctl</w:t>
             </w:r>
           </w:p>
           <w:p>
@@ -2085,7 +2085,7 @@
                 <w:color w:val="E6E6E6"/>
                 <w:sz w:val="19"/>
               </w:rPr>
-              <w:t>SYS@orcl&gt; !cp -p /u02/oradata/ORCL/control03.ctl \</w:t>
+              <w:t>SYS@orcl&gt; !cp -p /u02/oradata/orcl/control03.ctl \</w:t>
             </w:r>
           </w:p>
           <w:p>
@@ -2099,7 +2099,7 @@
                 <w:color w:val="E6E6E6"/>
                 <w:sz w:val="19"/>
               </w:rPr>
-              <w:t xml:space="preserve">                 /u01/app/oracle/oradata/ORCL/control01.ctl</w:t>
+              <w:t xml:space="preserve">                 /u01/app/oracle/oradata/orcl/control01.ctl</w:t>
             </w:r>
           </w:p>
           <w:p>
@@ -2253,7 +2253,7 @@
                 <w:color w:val="E6E6E6"/>
                 <w:sz w:val="19"/>
               </w:rPr>
-              <w:t>/u01/app/oracle/oradata/ORCL/control01.ctl</w:t>
+              <w:t>/u01/app/oracle/oradata/orcl/control01.ctl</w:t>
             </w:r>
           </w:p>
           <w:p>
@@ -2267,7 +2267,7 @@
                 <w:color w:val="E6E6E6"/>
                 <w:sz w:val="19"/>
               </w:rPr>
-              <w:t>/u01/app/oracle/oradata/ORCL/control02.ctl</w:t>
+              <w:t>/u01/app/oracle/oradata/orcl/control02.ctl</w:t>
             </w:r>
           </w:p>
           <w:p>
@@ -2281,7 +2281,7 @@
                 <w:color w:val="E6E6E6"/>
                 <w:sz w:val="19"/>
               </w:rPr>
-              <w:t>/u02/oradata/ORCL/control03.ctl</w:t>
+              <w:t>/u02/oradata/orcl/control03.ctl</w:t>
             </w:r>
           </w:p>
           <w:p>
@@ -2506,7 +2506,7 @@
                 <w:color w:val="E6E6E6"/>
                 <w:sz w:val="19"/>
               </w:rPr>
-              <w:t xml:space="preserve">  2    '/u01/app/oracle/oradata/ORCL/control02.ctl',</w:t>
+              <w:t xml:space="preserve">  2    '/u01/app/oracle/oradata/orcl/control02.ctl',</w:t>
             </w:r>
           </w:p>
           <w:p>
@@ -2520,7 +2520,7 @@
                 <w:color w:val="E6E6E6"/>
                 <w:sz w:val="19"/>
               </w:rPr>
-              <w:t xml:space="preserve">  3    '/u02/oradata/ORCL/control03.ctl' SCOPE=SPFILE;</w:t>
+              <w:t xml:space="preserve">  3    '/u02/oradata/orcl/control03.ctl' SCOPE=SPFILE;</w:t>
             </w:r>
           </w:p>
           <w:p>
@@ -2660,7 +2660,7 @@
                 <w:color w:val="E6E6E6"/>
                 <w:sz w:val="19"/>
               </w:rPr>
-              <w:t>SYS@orcl&gt; !cp -p /u02/oradata/ORCL/control03.ctl \</w:t>
+              <w:t>SYS@orcl&gt; !cp -p /u02/oradata/orcl/control03.ctl \</w:t>
             </w:r>
           </w:p>
           <w:p>
@@ -2674,7 +2674,7 @@
                 <w:color w:val="E6E6E6"/>
                 <w:sz w:val="19"/>
               </w:rPr>
-              <w:t xml:space="preserve">                 /u01/app/oracle/oradata/ORCL/control01.ctl</w:t>
+              <w:t xml:space="preserve">                 /u01/app/oracle/oradata/orcl/control01.ctl</w:t>
             </w:r>
           </w:p>
           <w:p>
@@ -2716,7 +2716,7 @@
                 <w:color w:val="E6E6E6"/>
                 <w:sz w:val="19"/>
               </w:rPr>
-              <w:t xml:space="preserve">  2    '/u01/app/oracle/oradata/ORCL/control01.ctl',</w:t>
+              <w:t xml:space="preserve">  2    '/u01/app/oracle/oradata/orcl/control01.ctl',</w:t>
             </w:r>
           </w:p>
           <w:p>
@@ -2730,7 +2730,7 @@
                 <w:color w:val="E6E6E6"/>
                 <w:sz w:val="19"/>
               </w:rPr>
-              <w:t xml:space="preserve">  3    '/u01/app/oracle/oradata/ORCL/control02.ctl',</w:t>
+              <w:t xml:space="preserve">  3    '/u01/app/oracle/oradata/orcl/control02.ctl',</w:t>
             </w:r>
           </w:p>
           <w:p>
@@ -2744,7 +2744,7 @@
                 <w:color w:val="E6E6E6"/>
                 <w:sz w:val="19"/>
               </w:rPr>
-              <w:t xml:space="preserve">  4    '/u02/oradata/ORCL/control03.ctl' SCOPE=SPFILE;</w:t>
+              <w:t xml:space="preserve">  4    '/u02/oradata/orcl/control03.ctl' SCOPE=SPFILE;</w:t>
             </w:r>
           </w:p>
           <w:p>
@@ -3310,7 +3310,7 @@
                 <w:color w:val="E6E6E6"/>
                 <w:sz w:val="19"/>
               </w:rPr>
-              <w:t xml:space="preserve">                 /u01/app/oracle/oradata/ORCL/control01.ctl</w:t>
+              <w:t xml:space="preserve">                 /u01/app/oracle/oradata/orcl/control01.ctl</w:t>
             </w:r>
           </w:p>
           <w:p>
@@ -3338,7 +3338,7 @@
                 <w:color w:val="E6E6E6"/>
                 <w:sz w:val="19"/>
               </w:rPr>
-              <w:t xml:space="preserve">                 /u01/app/oracle/oradata/ORCL/control02.ctl</w:t>
+              <w:t xml:space="preserve">                 /u01/app/oracle/oradata/orcl/control02.ctl</w:t>
             </w:r>
           </w:p>
           <w:p>
@@ -3366,7 +3366,7 @@
                 <w:color w:val="E6E6E6"/>
                 <w:sz w:val="19"/>
               </w:rPr>
-              <w:t xml:space="preserve">                 /u02/oradata/ORCL/control03.ctl</w:t>
+              <w:t xml:space="preserve">                 /u02/oradata/orcl/control03.ctl</w:t>
             </w:r>
           </w:p>
           <w:p>
@@ -3464,7 +3464,7 @@
                 <w:color w:val="E6E6E6"/>
                 <w:sz w:val="19"/>
               </w:rPr>
-              <w:t>ORA-00289: suggestion : /u01/app/oracle/product/19.3.0/dbhome_1/dbs/arch1_71_1200525254.dbf</w:t>
+              <w:t>ORA-00289: suggestion : /home/oracle/arch1/arch_1_71_1200525254.arc</w:t>
             </w:r>
           </w:p>
           <w:p>
@@ -3520,7 +3520,7 @@
                 <w:color w:val="E6E6E6"/>
                 <w:sz w:val="19"/>
               </w:rPr>
-              <w:t>/u01/app/oracle/oradata/ORCL/redo03.log</w:t>
+              <w:t>/u01/app/oracle/oradata/orcl/redo03.log</w:t>
             </w:r>
           </w:p>
           <w:p>
@@ -3848,7 +3848,7 @@
                 <w:color w:val="E6E6E6"/>
                 <w:sz w:val="19"/>
               </w:rPr>
-              <w:t xml:space="preserve">         3         71 INACTIVE   /u01/app/oracle/oradata/ORCL/redo03.log</w:t>
+              <w:t xml:space="preserve">         3         71 INACTIVE   /u01/app/oracle/oradata/orcl/redo03.log</w:t>
             </w:r>
           </w:p>
           <w:p>
@@ -3862,7 +3862,7 @@
                 <w:color w:val="E6E6E6"/>
                 <w:sz w:val="19"/>
               </w:rPr>
-              <w:t xml:space="preserve">         3         71 INACTIVE   /u02/oradata/ORCL/redo03b.log</w:t>
+              <w:t xml:space="preserve">         3         71 INACTIVE   /u02/oradata/orcl/redo03b.log</w:t>
             </w:r>
           </w:p>
           <w:p>
@@ -3876,7 +3876,7 @@
                 <w:color w:val="E6E6E6"/>
                 <w:sz w:val="19"/>
               </w:rPr>
-              <w:t xml:space="preserve">         4         72 INACTIVE   /u01/app/oracle/oradata/ORCL/redo04.log</w:t>
+              <w:t xml:space="preserve">         4         72 INACTIVE   /u01/app/oracle/oradata/orcl/redo04.log</w:t>
             </w:r>
           </w:p>
           <w:p>
@@ -3890,7 +3890,7 @@
                 <w:color w:val="E6E6E6"/>
                 <w:sz w:val="19"/>
               </w:rPr>
-              <w:t xml:space="preserve">         4         72 INACTIVE   /u02/oradata/ORCL/redo04b.log</w:t>
+              <w:t xml:space="preserve">         4         72 INACTIVE   /u02/oradata/orcl/redo04b.log</w:t>
             </w:r>
           </w:p>
           <w:p>
@@ -3904,7 +3904,7 @@
                 <w:color w:val="E6E6E6"/>
                 <w:sz w:val="19"/>
               </w:rPr>
-              <w:t xml:space="preserve">         1         73 CURRENT    /u01/app/oracle/oradata/ORCL/redo01.log</w:t>
+              <w:t xml:space="preserve">         1         73 CURRENT    /u01/app/oracle/oradata/orcl/redo01.log</w:t>
             </w:r>
           </w:p>
           <w:p>
@@ -3918,7 +3918,7 @@
                 <w:color w:val="E6E6E6"/>
                 <w:sz w:val="19"/>
               </w:rPr>
-              <w:t xml:space="preserve">         1         73 CURRENT    /u02/oradata/ORCL/redo01b.log</w:t>
+              <w:t xml:space="preserve">         1         73 CURRENT    /u02/oradata/orcl/redo01b.log</w:t>
             </w:r>
           </w:p>
           <w:p>
@@ -4463,7 +4463,7 @@
                 <w:color w:val="E6E6E6"/>
                 <w:sz w:val="19"/>
               </w:rPr>
-              <w:t xml:space="preserve">    '/u01/app/oracle/oradata/ORCL/redo01.log',</w:t>
+              <w:t xml:space="preserve">    '/u01/app/oracle/oradata/orcl/redo01.log',</w:t>
             </w:r>
           </w:p>
           <w:p>
@@ -4477,7 +4477,7 @@
                 <w:color w:val="E6E6E6"/>
                 <w:sz w:val="19"/>
               </w:rPr>
-              <w:t xml:space="preserve">    '/u02/oradata/ORCL/redo01b.log'</w:t>
+              <w:t xml:space="preserve">    '/u02/oradata/orcl/redo01b.log'</w:t>
             </w:r>
           </w:p>
           <w:p>
@@ -4519,7 +4519,7 @@
                 <w:color w:val="E6E6E6"/>
                 <w:sz w:val="19"/>
               </w:rPr>
-              <w:t xml:space="preserve">    '/u01/app/oracle/oradata/ORCL/redo03.log',</w:t>
+              <w:t xml:space="preserve">    '/u01/app/oracle/oradata/orcl/redo03.log',</w:t>
             </w:r>
           </w:p>
           <w:p>
@@ -4533,7 +4533,7 @@
                 <w:color w:val="E6E6E6"/>
                 <w:sz w:val="19"/>
               </w:rPr>
-              <w:t xml:space="preserve">    '/u02/oradata/ORCL/redo03b.log'</w:t>
+              <w:t xml:space="preserve">    '/u02/oradata/orcl/redo03b.log'</w:t>
             </w:r>
           </w:p>
           <w:p>
@@ -4575,7 +4575,7 @@
                 <w:color w:val="E6E6E6"/>
                 <w:sz w:val="19"/>
               </w:rPr>
-              <w:t xml:space="preserve">  '/u01/app/oracle/oradata/ORCL/system01.dbf',</w:t>
+              <w:t xml:space="preserve">  '/u01/app/oracle/oradata/orcl/system01.dbf',</w:t>
             </w:r>
           </w:p>
           <w:p>
@@ -4589,7 +4589,7 @@
                 <w:color w:val="E6E6E6"/>
                 <w:sz w:val="19"/>
               </w:rPr>
-              <w:t xml:space="preserve">  '/u01/app/oracle/oradata/ORCL/sysaux01.dbf',</w:t>
+              <w:t xml:space="preserve">  '/u01/app/oracle/oradata/orcl/sysaux01.dbf',</w:t>
             </w:r>
           </w:p>
           <w:p>
@@ -4603,7 +4603,7 @@
                 <w:color w:val="E6E6E6"/>
                 <w:sz w:val="19"/>
               </w:rPr>
-              <w:t xml:space="preserve">  '/u01/app/oracle/oradata/ORCL/undotbs01.dbf',</w:t>
+              <w:t xml:space="preserve">  '/u01/app/oracle/oradata/orcl/undotbs01.dbf',</w:t>
             </w:r>
           </w:p>
           <w:p>
@@ -4617,7 +4617,7 @@
                 <w:color w:val="E6E6E6"/>
                 <w:sz w:val="19"/>
               </w:rPr>
-              <w:t xml:space="preserve">  '/u01/app/oracle/oradata/ORCL/users01.dbf'</w:t>
+              <w:t xml:space="preserve">  '/u01/app/oracle/oradata/orcl/users01.dbf'</w:t>
             </w:r>
           </w:p>
           <w:p>
@@ -5039,7 +5039,7 @@
                 <w:color w:val="E6E6E6"/>
                 <w:sz w:val="19"/>
               </w:rPr>
-              <w:t>SYS@orcl&gt; !rm -f /u01/app/oracle/oradata/ORCL/*.ctl /u02/oradata/ORCL/*.ctl</w:t>
+              <w:t>SYS@orcl&gt; !rm -f /u01/app/oracle/oradata/orcl/*.ctl /u02/oradata/orcl/*.ctl</w:t>
             </w:r>
           </w:p>
           <w:p>
@@ -5541,7 +5541,7 @@
                 <w:color w:val="E6E6E6"/>
                 <w:sz w:val="19"/>
               </w:rPr>
-              <w:t xml:space="preserve">           '/u01/app/oracle/oradata/ORCL/user01.dbf'</w:t>
+              <w:t xml:space="preserve">           '/u01/app/oracle/oradata/orcl/user01.dbf'</w:t>
             </w:r>
           </w:p>
           <w:p>
@@ -5611,7 +5611,7 @@
                 <w:color w:val="E6E6E6"/>
                 <w:sz w:val="19"/>
               </w:rPr>
-              <w:t>SYS@orcl&gt; !ls /u01/app/oracle/oradata/ORCL/*.dbf</w:t>
+              <w:t>SYS@orcl&gt; !ls /u01/app/oracle/oradata/orcl/*.dbf</w:t>
             </w:r>
           </w:p>
           <w:p>
@@ -5625,7 +5625,7 @@
                 <w:color w:val="E6E6E6"/>
                 <w:sz w:val="19"/>
               </w:rPr>
-              <w:t>/u01/app/oracle/oradata/ORCL/sysaux01.dbf</w:t>
+              <w:t>/u01/app/oracle/oradata/orcl/sysaux01.dbf</w:t>
             </w:r>
           </w:p>
           <w:p>
@@ -5639,7 +5639,7 @@
                 <w:color w:val="E6E6E6"/>
                 <w:sz w:val="19"/>
               </w:rPr>
-              <w:t>/u01/app/oracle/oradata/ORCL/system01.dbf</w:t>
+              <w:t>/u01/app/oracle/oradata/orcl/system01.dbf</w:t>
             </w:r>
           </w:p>
           <w:p>
@@ -5653,7 +5653,7 @@
                 <w:color w:val="E6E6E6"/>
                 <w:sz w:val="19"/>
               </w:rPr>
-              <w:t>/u01/app/oracle/oradata/ORCL/undotbs01.dbf</w:t>
+              <w:t>/u01/app/oracle/oradata/orcl/undotbs01.dbf</w:t>
             </w:r>
           </w:p>
           <w:p>
@@ -5667,7 +5667,7 @@
                 <w:color w:val="E6E6E6"/>
                 <w:sz w:val="19"/>
               </w:rPr>
-              <w:t>/u01/app/oracle/oradata/ORCL/users01.dbf</w:t>
+              <w:t>/u01/app/oracle/oradata/orcl/users01.dbf</w:t>
             </w:r>
           </w:p>
           <w:p>
@@ -6520,7 +6520,7 @@
                 <w:color w:val="E6E6E6"/>
                 <w:sz w:val="19"/>
               </w:rPr>
-              <w:t>ORA-01110: data file 1: '/u01/app/oracle/oradata/ORCL/system01.dbf'</w:t>
+              <w:t>ORA-01110: data file 1: '/u01/app/oracle/oradata/orcl/system01.dbf'</w:t>
             </w:r>
           </w:p>
           <w:p>
@@ -6618,7 +6618,7 @@
                 <w:color w:val="E6E6E6"/>
                 <w:sz w:val="19"/>
               </w:rPr>
-              <w:t>/u01/app/oracle/oradata/ORCL/redo01.log</w:t>
+              <w:t>/u01/app/oracle/oradata/orcl/redo01.log</w:t>
             </w:r>
           </w:p>
           <w:p>
@@ -7314,7 +7314,7 @@
                 <w:color w:val="E6E6E6"/>
                 <w:sz w:val="19"/>
               </w:rPr>
-              <w:t>SYS@orcl&gt; !cp -p /home/oracle/backup/ch06/users01.dbf /u01/app/oracle/oradata/ORCL/</w:t>
+              <w:t>SYS@orcl&gt; !cp -p /home/oracle/backup/ch06/users01.dbf /u01/app/oracle/oradata/orcl/</w:t>
             </w:r>
           </w:p>
           <w:p>
@@ -7552,7 +7552,7 @@
                 <w:color w:val="E6E6E6"/>
                 <w:sz w:val="19"/>
               </w:rPr>
-              <w:t>/u01/app/oracle/oradata/ORCL/redo01.log</w:t>
+              <w:t>/u01/app/oracle/oradata/orcl/redo01.log</w:t>
             </w:r>
           </w:p>
           <w:p>
@@ -8125,7 +8125,7 @@
                 <w:color w:val="E6E6E6"/>
                 <w:sz w:val="19"/>
               </w:rPr>
-              <w:t xml:space="preserve">  2    '/u01/app/oracle/oradata/ORCL/temp01.dbf' SIZE 60M REUSE;</w:t>
+              <w:t xml:space="preserve">  2    '/u01/app/oracle/oradata/orcl/temp01.dbf' SIZE 60M REUSE;</w:t>
             </w:r>
           </w:p>
           <w:p>
@@ -8223,7 +8223,7 @@
                 <w:color w:val="E6E6E6"/>
                 <w:sz w:val="19"/>
               </w:rPr>
-              <w:t xml:space="preserve">         1 /u01/app/oracle/oradata/ORCL/temp01.dbf         60</w:t>
+              <w:t xml:space="preserve">         1 /u01/app/oracle/oradata/orcl/temp01.dbf         60</w:t>
             </w:r>
           </w:p>
           <w:p>
